--- a/ky/discovery-articles/2.11 Картография.docx
+++ b/ky/discovery-articles/2.11 Картография.docx
@@ -4,527 +4,350 @@
   <w:body>
     <w:p>
       <w:pPr>
-        <w:keepNext/>
-        <w:spacing w:before="280" w:after="120"/>
+        <w:pStyle w:val="Title"/>
+        <w:widowControl/>
       </w:pPr>
       <w:r>
-        <w:rPr>
-          <w:rFonts w:ascii="Calibri" w:hAnsi="Calibri" w:eastAsia="Calibri"/>
-          <w:b/>
-          <w:i w:val="0"/>
-          <w:color w:val="004E8C"/>
-          <w:sz w:val="44"/>
-        </w:rPr>
         <w:t>2.11 Картография</w:t>
       </w:r>
     </w:p>
     <w:p>
       <w:pPr>
-        <w:spacing w:after="80"/>
+        <w:keepNext/>
+        <w:widowControl/>
       </w:pPr>
       <w:r>
         <w:rPr>
-          <w:rFonts w:ascii="Calibri" w:hAnsi="Calibri" w:eastAsia="Calibri"/>
-          <w:b w:val="0"/>
-          <w:i/>
-          <w:color w:val="505050"/>
-          <w:sz w:val="22"/>
+          <w:sz w:val="20"/>
         </w:rPr>
-        <w:t>2. Билим, илим жана өлчөө</w:t>
-      </w:r>
-    </w:p>
-    <w:p>
-      <w:pPr>
-        <w:spacing w:after="200"/>
-      </w:pPr>
-      <w:r>
-        <w:rPr>
-          <w:rFonts w:ascii="Calibri" w:hAnsi="Calibri" w:eastAsia="Calibri"/>
-          <w:b w:val="0"/>
-          <w:i/>
-          <w:sz w:val="22"/>
-        </w:rPr>
-        <w:t>Мезгил: байыркы доордон тартып; жаңы жана азыркы доордо проекция менен жер өлчөөнүн ири жетишкендиктери | Негизги өкүлдөр: Птолемей; ислам жана кытай картография салттары; Меркатор; Кассининин өлчөө иштери; кийин улуттук карта мекемелери жана аралыктан зонддоо топтору</w:t>
-      </w:r>
-    </w:p>
-    <w:p>
-      <w:pPr>
-        <w:spacing w:after="160" w:line="276" w:lineRule="auto"/>
-      </w:pPr>
-      <w:r>
-        <w:rPr>
-          <w:rFonts w:ascii="Calibri" w:hAnsi="Calibri" w:eastAsia="Calibri"/>
-          <w:b w:val="0"/>
-          <w:i w:val="0"/>
-          <w:sz w:val="22"/>
-        </w:rPr>
-        <w:t>Картография — тоголок Жерди пайдалуу сүрөткө айлантып, жол, чек ара, бийиктик жана жер аттарын картада сактоо өнөрү. Ал геометрияны, саякатчылардын билимин жана кийин спутник маалыматтарын жалпы мейкиндик эс-тутумуна бириктирген.</w:t>
+        <w:t>2. Таанып-билүү, илим жана өлчөө</w:t>
       </w:r>
     </w:p>
     <w:p>
       <w:pPr>
         <w:keepNext/>
-        <w:spacing w:before="240" w:after="120"/>
+        <w:widowControl/>
       </w:pPr>
       <w:r>
         <w:rPr>
-          <w:rFonts w:ascii="Calibri" w:hAnsi="Calibri" w:eastAsia="Calibri"/>
-          <w:b/>
-          <w:i w:val="0"/>
-          <w:color w:val="004E8C"/>
-          <w:sz w:val="28"/>
+          <w:sz w:val="20"/>
         </w:rPr>
-        <w:t>Негизги фактылар</w:t>
+        <w:t>Мезгил: байыркы доордон бери; проекция жана жер өлчөөдөгү ири жетишкендиктер жаңы жана азыркы доорлордо | Негизги салым кошкондор: Птолемей; ислам жана кытай карта салттары; Меркатор; Кассининин жер өлчөө топтору; кийин улуттук карта мекемелери жана алыстан байкоо топтору</w:t>
+      </w:r>
+    </w:p>
+    <w:p>
+      <w:pPr>
+        <w:widowControl/>
+      </w:pPr>
+      <w:r>
+        <w:t>Картография ийри Жерди колдонууга ыңгайлуу сүрөттөргө — жолдорду, чек араларды, бийиктиктерди жана аттарды сактаган карталарга — айландырат. Ал геометрияны, саякат билимин, кийин спутниктерди жалпы мейкиндиктик эстутумга бириктирген.</w:t>
+      </w:r>
+    </w:p>
+    <w:p>
+      <w:pPr>
+        <w:pStyle w:val="Heading1"/>
+        <w:widowControl/>
+      </w:pPr>
+      <w:r>
+        <w:t>Негизги маалыматтар</w:t>
       </w:r>
     </w:p>
     <w:p>
       <w:pPr>
         <w:pStyle w:val="ListBullet"/>
+        <w:widowControl/>
       </w:pPr>
       <w:r>
-        <w:rPr>
-          <w:rFonts w:ascii="Calibri" w:hAnsi="Calibri" w:eastAsia="Calibri"/>
-          <w:b w:val="0"/>
-          <w:i w:val="0"/>
-          <w:sz w:val="22"/>
-        </w:rPr>
-        <w:t>Байыркы жана орто кылымдагы маданияттар дүйнө менен аймак картасын өз борбору жана аалам түшүнүгү боюнча чийишкен</w:t>
+        <w:t>Байыркы жана орто кылымдагы маданияттар дүйнө жана аймак карталарын ар башка борборлорго жана дүйнө түшүнүктөрүнө таянып тарткан.</w:t>
       </w:r>
     </w:p>
     <w:p>
       <w:pPr>
         <w:pStyle w:val="ListBullet"/>
+        <w:widowControl/>
       </w:pPr>
       <w:r>
-        <w:rPr>
-          <w:rFonts w:ascii="Calibri" w:hAnsi="Calibri" w:eastAsia="Calibri"/>
-          <w:b w:val="0"/>
-          <w:i w:val="0"/>
-          <w:sz w:val="22"/>
-        </w:rPr>
-        <w:t>Птолемейдин «Географиясы» координаталык негиз сунуштап, кийинки картографтар аны кайра ачып, талкуулашкан</w:t>
+        <w:t>Птолемейдин «Географиясы» кийин кайра жандандырылып, талкууланган координаталык негиздерди берген.</w:t>
       </w:r>
     </w:p>
     <w:p>
       <w:pPr>
         <w:pStyle w:val="ListBullet"/>
+        <w:widowControl/>
       </w:pPr>
       <w:r>
-        <w:rPr>
-          <w:rFonts w:ascii="Calibri" w:hAnsi="Calibri" w:eastAsia="Calibri"/>
-          <w:b w:val="0"/>
-          <w:i w:val="0"/>
-          <w:sz w:val="22"/>
-        </w:rPr>
-        <w:t>Меркатордун 1569-жылдагы проекциясы түз багыт менен сүзүүнү жеңилдеткен, бирок аймактардын көлөмүн бурмалаган</w:t>
+        <w:t>Меркатордун 1569-жылдагы проекциясы деңизчилерге компас боюнча туруктуу багытты — локсодромияны — кармоого жардам берген, бирок уюлдарга жакын аянттарды чоңойтуп көрсөткөн.</w:t>
       </w:r>
     </w:p>
     <w:p>
       <w:pPr>
         <w:pStyle w:val="ListBullet"/>
+        <w:widowControl/>
       </w:pPr>
       <w:r>
-        <w:rPr>
-          <w:rFonts w:ascii="Calibri" w:hAnsi="Calibri" w:eastAsia="Calibri"/>
-          <w:b w:val="0"/>
-          <w:i w:val="0"/>
-          <w:sz w:val="22"/>
-        </w:rPr>
-        <w:t>Триангуляциялык өлчөө жана улуттук карта мекемелери ири масштабдагы топографиялык барактарды бирдей стандартка салган</w:t>
+        <w:t>Үч бурчтуктар аркылуу жер өлчөө жана улуттук карта мекемелери ири масштабдуу топографиялык карталарды бир тартипке келтирген.</w:t>
       </w:r>
     </w:p>
     <w:p>
       <w:pPr>
         <w:pStyle w:val="ListBullet"/>
+        <w:widowControl/>
       </w:pPr>
       <w:r>
-        <w:rPr>
-          <w:rFonts w:ascii="Calibri" w:hAnsi="Calibri" w:eastAsia="Calibri"/>
-          <w:b w:val="0"/>
-          <w:i w:val="0"/>
-          <w:sz w:val="22"/>
-        </w:rPr>
-        <w:t>Аэрофотосүрөт, GPS жана ГИС сенсор менен маалымат базасы аркылуу картаны үзгүлтүксүз жаңыртып турат</w:t>
+        <w:t>Азыр абадан сүрөткө тартуу, глобалдык жайгашууну аныктоо системасы (GPS) жана географиялык маалымат системалары (GIS) карталарды сенсорлор менен маалымат базаларынын негизинде үзгүлтүксүз жаңыртат.</w:t>
       </w:r>
     </w:p>
     <w:p>
       <w:pPr>
-        <w:keepNext/>
-        <w:spacing w:before="240" w:after="120"/>
+        <w:pStyle w:val="Heading1"/>
+        <w:widowControl/>
       </w:pPr>
       <w:r>
-        <w:rPr>
-          <w:rFonts w:ascii="Calibri" w:hAnsi="Calibri" w:eastAsia="Calibri"/>
-          <w:b/>
-          <w:i w:val="0"/>
-          <w:color w:val="004E8C"/>
-          <w:sz w:val="28"/>
-        </w:rPr>
-        <w:t>Бул эмне</w:t>
+        <w:t>Бул эмне?</w:t>
       </w:r>
     </w:p>
     <w:p>
       <w:pPr>
-        <w:spacing w:after="160" w:line="276" w:lineRule="auto"/>
+        <w:widowControl/>
       </w:pPr>
       <w:r>
-        <w:rPr>
-          <w:rFonts w:ascii="Calibri" w:hAnsi="Calibri" w:eastAsia="Calibri"/>
-          <w:b w:val="0"/>
-          <w:i w:val="0"/>
-          <w:sz w:val="22"/>
-        </w:rPr>
-        <w:t>Картография — карта жасоонун өнөрү жана илими: маанилүү нерсени тандоо, тоголок дүйнөнү жалпак кагазга же экранга проекциялоо жана башкалар жерди түшүнө алгыдай белгилер менен көрсөтүү. Карта аймактын толук өзү эмес, белгилүү максат үчүн кыскартылган нускасы: деңизчиге жээк, инженерге бийиктик сызыгы, өкмөткө башкаруу аймагы керек. Масштаб, шарттуу белги жана проекция тандоосу натыйжага таасир этет. Жөнөкөй айтканда, картография жол үстүндө топтолгон билимди бүктөп, бөлүшүп жана талашып карай турган нерсеге айлантат.</w:t>
+        <w:t>Картография — карта жасоонун өнөрү жана илими. Ал маанилүү маалыматты тандап, тегерек дүйнөнү жалпак баракка же экранга түшүрөт жана башкалар окуй ала турган белгилер менен берет. Карта аймактын өзү эмес, белгилүү максаттагы жөнөкөйлөтүү: деңизчиге жээк, инженерге бийиктик сызыктары, башкаруучуга административдик бөлүктөр керек. Масштаб, шарттуу белгилер жана проекция тандоосунун ар биринин кесепети бар. Картография жол жүрүп топтолгон билимди бүктөп алып жүрүүгө, бөлүшүүгө жана талкуулоого боло турган нерсеге айландырат.</w:t>
       </w:r>
     </w:p>
     <w:p>
       <w:pPr>
-        <w:keepNext/>
-        <w:spacing w:before="240" w:after="120"/>
+        <w:pStyle w:val="Heading1"/>
+        <w:widowControl/>
       </w:pPr>
       <w:r>
-        <w:rPr>
-          <w:rFonts w:ascii="Calibri" w:hAnsi="Calibri" w:eastAsia="Calibri"/>
-          <w:b/>
-          <w:i w:val="0"/>
-          <w:color w:val="004E8C"/>
-          <w:sz w:val="28"/>
-        </w:rPr>
-        <w:t>Аны ким ачкан же ойлоп тапкан</w:t>
+        <w:t xml:space="preserve">Ким ойлоп тапкан</w:t>
       </w:r>
     </w:p>
     <w:p>
       <w:pPr>
-        <w:spacing w:after="160" w:line="276" w:lineRule="auto"/>
+        <w:widowControl/>
       </w:pPr>
       <w:r>
-        <w:rPr>
-          <w:rFonts w:ascii="Calibri" w:hAnsi="Calibri" w:eastAsia="Calibri"/>
-          <w:b w:val="0"/>
-          <w:i w:val="0"/>
-          <w:sz w:val="22"/>
-        </w:rPr>
-        <w:t>Картанын жаратуучусу көп. Месопотамия, Египет, Грекия, Кытай жана ислам дүйнөсүнүн окумуштуулары саякаты менен дүйнө таанымына жараша карта чийишкен; Птолемей координаталардын тизмесин түзүп, аны Кайра жаралуу доорундагы Европа кайра ачкан. Меркатор деңизчи үчүн проекция маселесин чечкен; Кассини топтору жана кийинки мамлекеттик өлчөө мекемелери өлкөнүн так картасын өнөр жайлык ишке айланткан. Жергиликтүү элдин жол билими менен портолан деңиз карталары да бул өнөргө кошулган. Картаны эч ким жалгыз ойлоп тапкан эмес; коомдор суу, коркунуч жана бийлик кайда экенин эсте сактоого муктаж болгон.</w:t>
+        <w:t>Картанын башаттары көп. Месопотамиялык, египеттик, грек, кытай жана ислам дүйнөсүнүн окумуштуулары саякаттарына жана түшүнүктөрүнө жараша дүйнөнү тарткан. Птолемей координаталардын тизмелерин топтогон; Европа аларды Кайра жаралуу доорунда кайра ачкан. Меркатор деңизчинин проекция маселесин чечкен. Кассининин топтору, кийин мамлекеттик жер өлчөө кызматтары өлкөнү так картага түшүрүүнү кеңири уюштурган. Жергиликтүү элдердин жол билими жана деңиз жээктерин көрсөткөн портолан карталары да салым кошкон. Картаны бир адам ачкан эмес: коомдор суу, коркунуч жана бийлик кайда экенин эстеп калууга муктаж болгон.</w:t>
       </w:r>
     </w:p>
     <w:p>
       <w:pPr>
-        <w:keepNext/>
-        <w:spacing w:before="240" w:after="120"/>
+        <w:pStyle w:val="Heading1"/>
+        <w:widowControl/>
       </w:pPr>
       <w:r>
-        <w:rPr>
-          <w:rFonts w:ascii="Calibri" w:hAnsi="Calibri" w:eastAsia="Calibri"/>
-          <w:b/>
-          <w:i w:val="0"/>
-          <w:color w:val="004E8C"/>
-          <w:sz w:val="28"/>
-        </w:rPr>
-        <w:t>Качан жана кантип пайда болгон</w:t>
+        <w:t>Качан жана кантип пайда болгон?</w:t>
       </w:r>
     </w:p>
     <w:p>
       <w:pPr>
-        <w:spacing w:after="160" w:line="276" w:lineRule="auto"/>
+        <w:widowControl/>
       </w:pPr>
       <w:r>
-        <w:rPr>
-          <w:rFonts w:ascii="Calibri" w:hAnsi="Calibri" w:eastAsia="Calibri"/>
-          <w:b w:val="0"/>
-          <w:i w:val="0"/>
-          <w:sz w:val="22"/>
-        </w:rPr>
-        <w:t>Жөнөкөйлөштүрүлгөн карта байыркы замандан белгилүү; орто кылымдагы дүйнө карталары географияны дин түшүнүгү менен аралаштырган. Атлантика сапарларынын жаңы доору так жээк картасын жана дүйнөлүк проекцияны талап кылган. XVIII–XIX кылымдагы триангуляциялык тор мамлекет салык салып, коргой ала турган топографиялык серияларды жараткан. XX кылымдагы фотограмметрия, кийин спутниктик геодезия картаны жаңыртууну тездеткен. Санарип ГИС катмарларды өзгөртүп, суроо боюнча талдоого жол ачкан. Ар бир доордун картасы бийлик менен соодагер эмнени билүүгө акча төлөгөнүн жана эмнени өчүрүп салганын көрсөтөт.</w:t>
+        <w:t>Схемалык карталар байыркы доордо пайда болгон; орто кылымдагы дүйнө карталары дин менен географияны аралаштырган. Жаңы доордун башындагы Атлантика сапарлары жакшыраак жээк карталарын жана дүйнөлүк проекцияларды талап кылган. XVIII–XIX кылымдардагы үч бурчтук өлчөө тармактары мамлекетке салык жана коргонуу үчүн керектүү топографиялык карталарды берген. XX кылымда сүрөттөрдөн өлчөө — фотограмметрия, ал эми кылымдын аягында спутниктик геодезия жаңыртууну тездеткен. Санарип географиялык маалымат системалары (GIS) катмарларды оңдоого жана суроо менен издөөгө шарт түзгөн. Ар бир доордун картасы башкаруучулар менен соодагерлер эмнени билүүгө акча төлөгөнүн, эмнени көрсөтпөй койгонун ачат.</w:t>
       </w:r>
     </w:p>
     <w:p>
       <w:pPr>
-        <w:keepNext/>
-        <w:spacing w:before="240" w:after="120"/>
+        <w:pStyle w:val="Heading1"/>
+        <w:widowControl/>
       </w:pPr>
       <w:r>
-        <w:rPr>
-          <w:rFonts w:ascii="Calibri" w:hAnsi="Calibri" w:eastAsia="Calibri"/>
-          <w:b/>
-          <w:i w:val="0"/>
-          <w:color w:val="004E8C"/>
-          <w:sz w:val="28"/>
-        </w:rPr>
-        <w:t>Илимий жактан мааниси</w:t>
+        <w:t>Илим үчүн мааниси</w:t>
       </w:r>
     </w:p>
     <w:p>
       <w:pPr>
-        <w:spacing w:after="160" w:line="276" w:lineRule="auto"/>
+        <w:widowControl/>
       </w:pPr>
       <w:r>
-        <w:rPr>
-          <w:rFonts w:ascii="Calibri" w:hAnsi="Calibri" w:eastAsia="Calibri"/>
-          <w:b w:val="0"/>
-          <w:i w:val="0"/>
-          <w:sz w:val="22"/>
-        </w:rPr>
-        <w:t>Картография — тоголок Жерде геометрия менен өлчөөнү колдонуу: кеңдик, узундук, геодезия жана ката эсеби анын негизи. Проекциялар бардык өлчөм касиеттерин бир убакта сактоо мүмкүн эместигин үйрөтөт; кайсы бурмалоону тандаганыңды ачык айтуу — илимий чынчылдык. Жер өлчөө астрономиялык координатаны рельеф менен байланыштырган. Азыркы аралыктан зонддоо нурланууну жер кыртышынын түрүнө айлантат; бул да чечмелөөнү талап кылган картографиялык иш. Жалпы мейкиндик негизи болбосо экология, геология жана эпидемиология бир сахнада салыштырыла алмак эмес.</w:t>
+        <w:t>Картография ийри Жердеги геометрияны жана өлчөөнү колдонот: кеңдик, узундук, Жердин формасын өлчөгөн геодезия жана каталардын эсеби. Проекциялар бардык өлчөм касиеттерин бир учурда сактоо мүмкүн эместигин көрсөтөт. Кайсы бурмалоого макул болорун ачык тандоо — илимий чынчылдык. Жер өлчөө асман аркылуу аныкталган орундарды жер бедери менен байланыштырган. Азыр алыстан байкоодо алынган нурлануу маалыматынан жер бетинин түрлөрү ажыратылат; бул да картографиялык чечмелөө. Жалпы мейкиндиктик негизсиз экология, геология жана оорулардын таралышын изилдөө жалпы аянтынан ажырайт.</w:t>
       </w:r>
     </w:p>
     <w:p>
       <w:pPr>
-        <w:keepNext/>
-        <w:spacing w:before="240" w:after="120"/>
+        <w:pStyle w:val="Heading1"/>
+        <w:widowControl/>
       </w:pPr>
       <w:r>
-        <w:rPr>
-          <w:rFonts w:ascii="Calibri" w:hAnsi="Calibri" w:eastAsia="Calibri"/>
-          <w:b/>
-          <w:i w:val="0"/>
-          <w:color w:val="004E8C"/>
-          <w:sz w:val="28"/>
-        </w:rPr>
-        <w:t>Кийинки өнүгүүлөргө тийгизген таасири</w:t>
+        <w:t>Кийинки өнүгүүгө тийгизген таасири</w:t>
       </w:r>
     </w:p>
     <w:p>
       <w:pPr>
-        <w:spacing w:after="160" w:line="276" w:lineRule="auto"/>
+        <w:widowControl/>
       </w:pPr>
       <w:r>
-        <w:rPr>
-          <w:rFonts w:ascii="Calibri" w:hAnsi="Calibri" w:eastAsia="Calibri"/>
-          <w:b w:val="0"/>
-          <w:i w:val="0"/>
-          <w:sz w:val="22"/>
-        </w:rPr>
-        <w:t>Империя, темир жол жана аба каттамы алгач картада пландалган. Шаар куруу, жер кадастры жана кырсыкка жооп берүү ишенимдүү негизги катмарга көз каранды. Телефондогу навигация — улам кайра эсептелген чөнтөк картографиясы. Климат жана биологиялык ар түрдүүлүк боюнча илим маалыматты карта торунда жарыялайт. Аскердик жана гуманитардык логистика картаны операциялык эс-тутум катары көрөт. Кийинки куралдар маалымат ташуучу чөйрөнү өзгөрткөнү менен, проекциялоо, тандоо жана белги коюу зарылдыгын жойгон жок.</w:t>
+        <w:t>Империялар, темир жолдор жана аба каттамдары адегенде картада пландалган. Шаар куруу, жер-мүлк каттоосу жана кырсыкка жооп берүү ишенимдүү негизги катмарларга таянат. Багыт көрсөтүүчү тиркемелер — чөнтөктөгү үзгүлтүксүз кайра эсептелген картография. Климат жана биологиялык ар түрдүүлүк илими жыйынтыгын картадагы торлор менен жарыялайт. Аскердик да, гуманитардык да жеткирүү иштеринде карта ыкчам эстутум катары колдонулат. Кийинки куралдар каражатты өзгөрткөн, бирок проекциялоо, тандоо жана белги коюу зарылдыгын жойгон эмес.</w:t>
       </w:r>
     </w:p>
     <w:p>
       <w:pPr>
-        <w:keepNext/>
-        <w:spacing w:before="240" w:after="120"/>
+        <w:pStyle w:val="Heading1"/>
+        <w:widowControl/>
       </w:pPr>
       <w:r>
-        <w:rPr>
-          <w:rFonts w:ascii="Calibri" w:hAnsi="Calibri" w:eastAsia="Calibri"/>
-          <w:b/>
-          <w:i w:val="0"/>
-          <w:color w:val="004E8C"/>
-          <w:sz w:val="28"/>
-        </w:rPr>
-        <w:t>Адамдардын жашоосун кантип өзгөрткөн</w:t>
+        <w:t>Адамдардын жашоосун кантип өзгөрткөн?</w:t>
       </w:r>
     </w:p>
     <w:p>
       <w:pPr>
-        <w:spacing w:after="160" w:line="276" w:lineRule="auto"/>
+        <w:widowControl/>
       </w:pPr>
       <w:r>
-        <w:rPr>
-          <w:rFonts w:ascii="Calibri" w:hAnsi="Calibri" w:eastAsia="Calibri"/>
-          <w:b w:val="0"/>
-          <w:i w:val="0"/>
-          <w:sz w:val="22"/>
-        </w:rPr>
-        <w:t>Адамдар алыскы жерди кагаздагы форма катары элестетүүгө үйрөнгөн; анын жакшы да, жаман да жагы бар — саякат, басып алуу, туризм жана качкындын жолу кадамдан мурда тартылган сызыкты ээрчийт. Картадагы менчик чеги тиричиликти аныктайт; расмий баракта айылдын жок болушу анын каралбай калышына алып келиши мүмкүн. Мектеп атласы таандыктык менен бөтөндүктү үйрөткөн. Бүгүн жаркыраган көк чекит жол көрсөтөт, бирок кайсы көчө көрүнөрүн жана кайсы жердин аты жазылбасын дагы эле бирөө чечет.</w:t>
+        <w:t>Адамдар алыскы жерлерди кагаздагы формалар аркылуу элестетүүнү үйрөнгөн. Мунун жакшы да, жаман да жагы бар: саякат, басып алуу, туризм жана качкындардын качышы бут баса электе тартылган сызыктарга түшөт. Картадагы мүлк чек аралары тиричиликти чечет; расмий картада жок айыл көңүл сыртында калышы мүмкүн. Мектеп атластары «биздики» жана «башканыкы» деген түшүнүктөрдү берген. Азыр экрандагы көк чекит жөө жүргөн адамды жетелейт, бирок кайсы жол көрсөтүлөрүн, кайсы жер атсыз каларын дагы эле бирөө тандаган.</w:t>
       </w:r>
     </w:p>
     <w:p>
       <w:pPr>
-        <w:keepNext/>
-        <w:spacing w:before="240" w:after="120"/>
+        <w:pStyle w:val="Heading1"/>
+        <w:widowControl/>
       </w:pPr>
       <w:r>
-        <w:rPr>
-          <w:rFonts w:ascii="Calibri" w:hAnsi="Calibri" w:eastAsia="Calibri"/>
-          <w:b/>
-          <w:i w:val="0"/>
-          <w:color w:val="004E8C"/>
-          <w:sz w:val="28"/>
-        </w:rPr>
-        <w:t>Булактар жана шилтемелер</w:t>
+        <w:t>Булактар жана кошумча окуу</w:t>
       </w:r>
     </w:p>
     <w:p>
       <w:pPr>
-        <w:keepNext/>
-        <w:spacing w:before="240" w:after="120"/>
+        <w:pStyle w:val="Heading2"/>
+        <w:widowControl/>
       </w:pPr>
       <w:r>
         <w:rPr>
-          <w:rFonts w:ascii="Calibri" w:hAnsi="Calibri" w:eastAsia="Calibri"/>
-          <w:b/>
-          <w:i w:val="0"/>
-          <w:color w:val="004E8C"/>
-          <w:sz w:val="24"/>
+          <w:sz w:val="20"/>
         </w:rPr>
-        <w:t>A. Китептер жана негизги илимий эмгектер</w:t>
+        <w:t>Китептер жана негизги илимий эмгектер</w:t>
       </w:r>
     </w:p>
     <w:p>
       <w:pPr>
-        <w:spacing w:after="80"/>
-        <w:ind w:left="360"/>
+        <w:widowControl/>
       </w:pPr>
       <w:r>
         <w:rPr>
-          <w:rFonts w:ascii="Calibri" w:hAnsi="Calibri" w:eastAsia="Calibri"/>
-          <w:b w:val="0"/>
-          <w:i w:val="0"/>
-          <w:sz w:val="22"/>
+          <w:sz w:val="20"/>
         </w:rPr>
         <w:t>1. Thrower, Norman J. W. Maps and Civilization. 3rd ed. Chicago: University of Chicago Press, 2008.</w:t>
       </w:r>
     </w:p>
     <w:p>
       <w:pPr>
-        <w:keepNext/>
-        <w:spacing w:before="240" w:after="120"/>
+        <w:pStyle w:val="Heading2"/>
+        <w:widowControl/>
       </w:pPr>
       <w:r>
         <w:rPr>
-          <w:rFonts w:ascii="Calibri" w:hAnsi="Calibri" w:eastAsia="Calibri"/>
-          <w:b/>
-          <w:i w:val="0"/>
-          <w:color w:val="004E8C"/>
-          <w:sz w:val="24"/>
+          <w:sz w:val="20"/>
         </w:rPr>
-        <w:t>C. Мекемелердин материалдары жана энциклопедиялык булактар</w:t>
+        <w:t>Уюмдардын жана энциклопедиялардын материалдары</w:t>
       </w:r>
     </w:p>
     <w:p>
       <w:pPr>
-        <w:spacing w:after="80"/>
-        <w:ind w:left="360"/>
+        <w:widowControl/>
       </w:pPr>
       <w:r>
         <w:rPr>
-          <w:rFonts w:ascii="Calibri" w:hAnsi="Calibri" w:eastAsia="Calibri"/>
-          <w:b w:val="0"/>
-          <w:i w:val="0"/>
-          <w:sz w:val="22"/>
+          <w:sz w:val="20"/>
         </w:rPr>
-        <w:t>1. Encyclopaedia Britannica. “Cartography” (“Картография”).</w:t>
-      </w:r>
-      <w:r>
-        <w:rPr>
-          <w:rFonts w:ascii="Calibri" w:hAnsi="Calibri" w:eastAsia="Calibri"/>
-          <w:b w:val="0"/>
-          <w:i w:val="0"/>
-          <w:sz w:val="22"/>
-        </w:rPr>
-        <w:t xml:space="preserve"> </w:t>
+        <w:t xml:space="preserve">1. Encyclopaedia Britannica. 'Cartography.' </w:t>
       </w:r>
       <w:hyperlink r:id="rId9">
         <w:r>
           <w:rPr>
-            <w:rFonts w:ascii="Calibri" w:hAnsi="Calibri" w:eastAsia="Calibri"/>
-            <w:b w:val="0"/>
-            <w:i w:val="0"/>
-            <w:sz w:val="22"/>
-            <w:color w:val="0563C1"/>
-            <w:u w:val="single"/>
+            <w:sz w:val="20"/>
           </w:rPr>
           <w:t>https://www.britannica.com/science/cartography</w:t>
         </w:r>
       </w:hyperlink>
+      <w:r>
+        <w:rPr>
+          <w:sz w:val="20"/>
+        </w:rPr>
+      </w:r>
     </w:p>
     <w:p>
       <w:pPr>
-        <w:spacing w:after="80"/>
-        <w:ind w:left="360"/>
+        <w:widowControl/>
       </w:pPr>
       <w:r>
         <w:rPr>
-          <w:rFonts w:ascii="Calibri" w:hAnsi="Calibri" w:eastAsia="Calibri"/>
-          <w:b w:val="0"/>
-          <w:i w:val="0"/>
-          <w:sz w:val="22"/>
+          <w:sz w:val="20"/>
         </w:rPr>
-        <w:t>2. Encyclopaedia Britannica. “Mercator projection” (“Меркатор проекциясы”).</w:t>
-      </w:r>
-      <w:r>
-        <w:rPr>
-          <w:rFonts w:ascii="Calibri" w:hAnsi="Calibri" w:eastAsia="Calibri"/>
-          <w:b w:val="0"/>
-          <w:i w:val="0"/>
-          <w:sz w:val="22"/>
-        </w:rPr>
-        <w:t xml:space="preserve"> </w:t>
+        <w:t xml:space="preserve">2. Encyclopaedia Britannica. 'Mercator projection.' </w:t>
       </w:r>
       <w:hyperlink r:id="rId10">
         <w:r>
           <w:rPr>
-            <w:rFonts w:ascii="Calibri" w:hAnsi="Calibri" w:eastAsia="Calibri"/>
-            <w:b w:val="0"/>
-            <w:i w:val="0"/>
-            <w:sz w:val="22"/>
-            <w:color w:val="0563C1"/>
-            <w:u w:val="single"/>
+            <w:sz w:val="20"/>
           </w:rPr>
           <w:t>https://www.britannica.com/science/Mercator-projection</w:t>
         </w:r>
       </w:hyperlink>
-    </w:p>
-    <w:p>
-      <w:pPr>
-        <w:keepNext/>
-        <w:spacing w:before="240" w:after="120"/>
-      </w:pPr>
       <w:r>
         <w:rPr>
-          <w:rFonts w:ascii="Calibri" w:hAnsi="Calibri" w:eastAsia="Calibri"/>
-          <w:b/>
-          <w:i w:val="0"/>
-          <w:color w:val="004E8C"/>
-          <w:sz w:val="24"/>
+          <w:sz w:val="20"/>
         </w:rPr>
-        <w:t>D. Музейлердин, архивдердин жана китепканалардын материалдары</w:t>
       </w:r>
     </w:p>
     <w:p>
       <w:pPr>
-        <w:spacing w:after="80"/>
-        <w:ind w:left="360"/>
+        <w:pStyle w:val="Heading2"/>
+        <w:widowControl/>
       </w:pPr>
       <w:r>
         <w:rPr>
-          <w:rFonts w:ascii="Calibri" w:hAnsi="Calibri" w:eastAsia="Calibri"/>
-          <w:b w:val="0"/>
-          <w:i w:val="0"/>
-          <w:sz w:val="22"/>
+          <w:sz w:val="20"/>
         </w:rPr>
-        <w:t>1. British Library. Карта жана көрүнүштөр коллекциясы.</w:t>
+        <w:t>Музейлердин, архивдердин жана китепканалардын материалдары</w:t>
       </w:r>
+    </w:p>
+    <w:p>
+      <w:pPr>
+        <w:widowControl/>
+      </w:pPr>
       <w:r>
         <w:rPr>
-          <w:rFonts w:ascii="Calibri" w:hAnsi="Calibri" w:eastAsia="Calibri"/>
-          <w:b w:val="0"/>
-          <w:i w:val="0"/>
-          <w:sz w:val="22"/>
+          <w:sz w:val="20"/>
         </w:rPr>
-        <w:t xml:space="preserve"> </w:t>
+        <w:t xml:space="preserve">1. British Library. Maps and views collections. </w:t>
       </w:r>
       <w:hyperlink r:id="rId11">
         <w:r>
           <w:rPr>
-            <w:rFonts w:ascii="Calibri" w:hAnsi="Calibri" w:eastAsia="Calibri"/>
-            <w:b w:val="0"/>
-            <w:i w:val="0"/>
-            <w:sz w:val="22"/>
-            <w:color w:val="0563C1"/>
-            <w:u w:val="single"/>
+            <w:sz w:val="20"/>
           </w:rPr>
           <w:t>https://www.bl.uk/collection-guides/maps</w:t>
         </w:r>
       </w:hyperlink>
+      <w:r>
+        <w:rPr>
+          <w:sz w:val="20"/>
+        </w:rPr>
+      </w:r>
     </w:p>
     <w:sectPr>
-      <w:pgSz w:w="12240" w:h="15840"/>
-      <w:pgMar w:top="1296" w:right="1440" w:bottom="1296" w:left="1440" w:header="720" w:footer="720" w:gutter="0"/>
+      <w:footerReference w:type="default" r:id="rId12"/>
+      <w:pgSz w:w="11906" w:h="16838"/>
+      <w:pgMar w:top="1020" w:right="1134" w:bottom="1020" w:left="1134" w:header="720" w:footer="720" w:gutter="0"/>
       <w:cols w:space="720"/>
       <w:docGrid w:linePitch="360"/>
     </w:sectPr>
   </w:body>
 </w:document>
+</file>
+
+<file path=word/footer1.xml><?xml version="1.0" encoding="utf-8"?>
+<w:ftr xmlns:m="http://schemas.openxmlformats.org/officeDocument/2006/math" xmlns:mc="http://schemas.openxmlformats.org/markup-compatibility/2006" xmlns:mo="http://schemas.microsoft.com/office/mac/office/2008/main" xmlns:mv="urn:schemas-microsoft-com:mac:vml" xmlns:o="urn:schemas-microsoft-com:office:office" xmlns:r="http://schemas.openxmlformats.org/officeDocument/2006/relationships" xmlns:v="urn:schemas-microsoft-com:vml" xmlns:w10="urn:schemas-microsoft-com:office:word" xmlns:w14="http://schemas.microsoft.com/office/word/2010/wordml" xmlns:w="http://schemas.openxmlformats.org/wordprocessingml/2006/main" xmlns:wne="http://schemas.microsoft.com/office/word/2006/wordml" xmlns:wp14="http://schemas.microsoft.com/office/word/2010/wordprocessingDrawing" xmlns:wp="http://schemas.openxmlformats.org/drawingml/2006/wordprocessingDrawing" xmlns:wpc="http://schemas.microsoft.com/office/word/2010/wordprocessingCanvas" xmlns:wpg="http://schemas.microsoft.com/office/word/2010/wordprocessingGroup" xmlns:wpi="http://schemas.microsoft.com/office/word/2010/wordprocessingInk" xmlns:wps="http://schemas.microsoft.com/office/word/2010/wordprocessingShape" mc:Ignorable="w14 wp14">
+  <w:p>
+    <w:pPr>
+      <w:pStyle w:val="Footer"/>
+      <w:jc w:val="right"/>
+    </w:pPr>
+    <w:fldSimple w:instr="PAGE"/>
+  </w:p>
+</w:ftr>
 </file>
 
 <file path=word/numbering.xml><?xml version="1.0" encoding="utf-8"?>
@@ -735,7 +558,7 @@
   <w:docDefaults>
     <w:rPrDefault>
       <w:rPr>
-        <w:rFonts w:asciiTheme="minorHAnsi" w:eastAsiaTheme="minorEastAsia" w:hAnsiTheme="minorHAnsi" w:cstheme="minorBidi"/>
+        <w:rFonts/>
         <w:sz w:val="22"/>
         <w:szCs w:val="22"/>
         <w:lang w:val="en-US" w:eastAsia="en-US" w:bidi="ar-SA"/>
@@ -890,6 +713,15 @@
     <w:name w:val="Normal"/>
     <w:qFormat/>
     <w:rsid w:val="00FC693F"/>
+    <w:pPr>
+      <w:spacing w:after="80" w:line="240" w:lineRule="auto"/>
+    </w:pPr>
+    <w:rPr>
+      <w:rFonts w:ascii="Times New Roman" w:hAnsi="Times New Roman"/>
+      <w:color w:val="000000"/>
+      <w:sz w:val="24"/>
+      <w:lang w:val="ky-KG"/>
+    </w:rPr>
   </w:style>
   <w:style w:type="paragraph" w:styleId="Header">
     <w:name w:val="header"/>
@@ -946,16 +778,17 @@
     <w:pPr>
       <w:keepNext/>
       <w:keepLines/>
-      <w:spacing w:before="480" w:after="0"/>
+      <w:spacing w:before="160" w:after="80" w:line="240" w:lineRule="auto"/>
       <w:outlineLvl w:val="0"/>
     </w:pPr>
     <w:rPr>
-      <w:rFonts w:asciiTheme="majorHAnsi" w:eastAsiaTheme="majorEastAsia" w:hAnsiTheme="majorHAnsi" w:cstheme="majorBidi"/>
+      <w:rFonts w:ascii="Times New Roman" w:hAnsi="Times New Roman"/>
       <w:b/>
       <w:bCs/>
-      <w:color w:val="365F91" w:themeColor="accent1" w:themeShade="BF"/>
-      <w:sz w:val="28"/>
+      <w:color w:val="000000"/>
+      <w:sz w:val="26"/>
       <w:szCs w:val="28"/>
+      <w:lang w:val="ky-KG"/>
     </w:rPr>
   </w:style>
   <w:style w:type="paragraph" w:styleId="Heading2">
@@ -970,16 +803,17 @@
     <w:pPr>
       <w:keepNext/>
       <w:keepLines/>
-      <w:spacing w:before="200" w:after="0"/>
+      <w:spacing w:before="160" w:after="80" w:line="240" w:lineRule="auto"/>
       <w:outlineLvl w:val="1"/>
     </w:pPr>
     <w:rPr>
-      <w:rFonts w:asciiTheme="majorHAnsi" w:eastAsiaTheme="majorEastAsia" w:hAnsiTheme="majorHAnsi" w:cstheme="majorBidi"/>
+      <w:rFonts w:ascii="Times New Roman" w:hAnsi="Times New Roman"/>
       <w:b/>
       <w:bCs/>
-      <w:color w:val="4F81BD" w:themeColor="accent1"/>
+      <w:color w:val="000000"/>
       <w:sz w:val="26"/>
       <w:szCs w:val="26"/>
+      <w:lang w:val="ky-KG"/>
     </w:rPr>
   </w:style>
   <w:style w:type="paragraph" w:styleId="Heading3">
@@ -998,7 +832,7 @@
       <w:outlineLvl w:val="2"/>
     </w:pPr>
     <w:rPr>
-      <w:rFonts w:asciiTheme="majorHAnsi" w:eastAsiaTheme="majorEastAsia" w:hAnsiTheme="majorHAnsi" w:cstheme="majorBidi"/>
+      <w:rFonts/>
       <w:b/>
       <w:bCs/>
       <w:color w:val="4F81BD" w:themeColor="accent1"/>
@@ -1021,7 +855,7 @@
       <w:outlineLvl w:val="3"/>
     </w:pPr>
     <w:rPr>
-      <w:rFonts w:asciiTheme="majorHAnsi" w:eastAsiaTheme="majorEastAsia" w:hAnsiTheme="majorHAnsi" w:cstheme="majorBidi"/>
+      <w:rFonts/>
       <w:b/>
       <w:bCs/>
       <w:i/>
@@ -1046,7 +880,7 @@
       <w:outlineLvl w:val="4"/>
     </w:pPr>
     <w:rPr>
-      <w:rFonts w:asciiTheme="majorHAnsi" w:eastAsiaTheme="majorEastAsia" w:hAnsiTheme="majorHAnsi" w:cstheme="majorBidi"/>
+      <w:rFonts/>
       <w:color w:val="243F60" w:themeColor="accent1" w:themeShade="7F"/>
     </w:rPr>
   </w:style>
@@ -1067,7 +901,7 @@
       <w:outlineLvl w:val="5"/>
     </w:pPr>
     <w:rPr>
-      <w:rFonts w:asciiTheme="majorHAnsi" w:eastAsiaTheme="majorEastAsia" w:hAnsiTheme="majorHAnsi" w:cstheme="majorBidi"/>
+      <w:rFonts/>
       <w:i/>
       <w:iCs/>
       <w:color w:val="243F60" w:themeColor="accent1" w:themeShade="7F"/>
@@ -1090,7 +924,7 @@
       <w:outlineLvl w:val="6"/>
     </w:pPr>
     <w:rPr>
-      <w:rFonts w:asciiTheme="majorHAnsi" w:eastAsiaTheme="majorEastAsia" w:hAnsiTheme="majorHAnsi" w:cstheme="majorBidi"/>
+      <w:rFonts/>
       <w:i/>
       <w:iCs/>
       <w:color w:val="404040" w:themeColor="text1" w:themeTint="BF"/>
@@ -1113,7 +947,7 @@
       <w:outlineLvl w:val="7"/>
     </w:pPr>
     <w:rPr>
-      <w:rFonts w:asciiTheme="majorHAnsi" w:eastAsiaTheme="majorEastAsia" w:hAnsiTheme="majorHAnsi" w:cstheme="majorBidi"/>
+      <w:rFonts/>
       <w:color w:val="4F81BD" w:themeColor="accent1"/>
       <w:sz w:val="20"/>
       <w:szCs w:val="20"/>
@@ -1136,7 +970,7 @@
       <w:outlineLvl w:val="8"/>
     </w:pPr>
     <w:rPr>
-      <w:rFonts w:asciiTheme="majorHAnsi" w:eastAsiaTheme="majorEastAsia" w:hAnsiTheme="majorHAnsi" w:cstheme="majorBidi"/>
+      <w:rFonts/>
       <w:i/>
       <w:iCs/>
       <w:color w:val="404040" w:themeColor="text1" w:themeTint="BF"/>
@@ -1187,7 +1021,7 @@
     <w:uiPriority w:val="9"/>
     <w:rsid w:val="00FC693F"/>
     <w:rPr>
-      <w:rFonts w:asciiTheme="majorHAnsi" w:eastAsiaTheme="majorEastAsia" w:hAnsiTheme="majorHAnsi" w:cstheme="majorBidi"/>
+      <w:rFonts/>
       <w:b/>
       <w:bCs/>
       <w:color w:val="365F91" w:themeColor="accent1" w:themeShade="BF"/>
@@ -1202,7 +1036,7 @@
     <w:uiPriority w:val="9"/>
     <w:rsid w:val="00FC693F"/>
     <w:rPr>
-      <w:rFonts w:asciiTheme="majorHAnsi" w:eastAsiaTheme="majorEastAsia" w:hAnsiTheme="majorHAnsi" w:cstheme="majorBidi"/>
+      <w:rFonts/>
       <w:b/>
       <w:bCs/>
       <w:color w:val="4F81BD" w:themeColor="accent1"/>
@@ -1217,7 +1051,7 @@
     <w:uiPriority w:val="9"/>
     <w:rsid w:val="00FC693F"/>
     <w:rPr>
-      <w:rFonts w:asciiTheme="majorHAnsi" w:eastAsiaTheme="majorEastAsia" w:hAnsiTheme="majorHAnsi" w:cstheme="majorBidi"/>
+      <w:rFonts/>
       <w:b/>
       <w:bCs/>
       <w:color w:val="4F81BD" w:themeColor="accent1"/>
@@ -1232,19 +1066,17 @@
     <w:qFormat/>
     <w:rsid w:val="00FC693F"/>
     <w:pPr>
-      <w:pBdr>
-        <w:bottom w:val="single" w:sz="8" w:space="4" w:color="4F81BD" w:themeColor="accent1"/>
-      </w:pBdr>
-      <w:spacing w:after="300" w:line="240" w:lineRule="auto"/>
+      <w:spacing w:after="80" w:line="240" w:lineRule="auto"/>
       <w:contextualSpacing/>
     </w:pPr>
     <w:rPr>
-      <w:rFonts w:asciiTheme="majorHAnsi" w:eastAsiaTheme="majorEastAsia" w:hAnsiTheme="majorHAnsi" w:cstheme="majorBidi"/>
-      <w:color w:val="17365D" w:themeColor="text2" w:themeShade="BF"/>
+      <w:rFonts w:ascii="Times New Roman" w:hAnsi="Times New Roman"/>
+      <w:color w:val="000000"/>
       <w:spacing w:val="5"/>
       <w:kern w:val="28"/>
-      <w:sz w:val="52"/>
+      <w:sz w:val="40"/>
       <w:szCs w:val="52"/>
+      <w:lang w:val="ky-KG"/>
     </w:rPr>
   </w:style>
   <w:style w:type="character" w:customStyle="1" w:styleId="TitleChar">
@@ -1254,7 +1086,7 @@
     <w:uiPriority w:val="10"/>
     <w:rsid w:val="00FC693F"/>
     <w:rPr>
-      <w:rFonts w:asciiTheme="majorHAnsi" w:eastAsiaTheme="majorEastAsia" w:hAnsiTheme="majorHAnsi" w:cstheme="majorBidi"/>
+      <w:rFonts/>
       <w:color w:val="17365D" w:themeColor="text2" w:themeShade="BF"/>
       <w:spacing w:val="5"/>
       <w:kern w:val="28"/>
@@ -1276,7 +1108,7 @@
       </w:numPr>
     </w:pPr>
     <w:rPr>
-      <w:rFonts w:asciiTheme="majorHAnsi" w:eastAsiaTheme="majorEastAsia" w:hAnsiTheme="majorHAnsi" w:cstheme="majorBidi"/>
+      <w:rFonts/>
       <w:i/>
       <w:iCs/>
       <w:color w:val="4F81BD" w:themeColor="accent1"/>
@@ -1292,7 +1124,7 @@
     <w:uiPriority w:val="11"/>
     <w:rsid w:val="00FC693F"/>
     <w:rPr>
-      <w:rFonts w:asciiTheme="majorHAnsi" w:eastAsiaTheme="majorEastAsia" w:hAnsiTheme="majorHAnsi" w:cstheme="majorBidi"/>
+      <w:rFonts/>
       <w:i/>
       <w:iCs/>
       <w:color w:val="4F81BD" w:themeColor="accent1"/>
@@ -1417,8 +1249,15 @@
       <w:numPr>
         <w:numId w:val="1"/>
       </w:numPr>
+      <w:spacing w:after="80" w:line="240" w:lineRule="auto"/>
       <w:contextualSpacing/>
     </w:pPr>
+    <w:rPr>
+      <w:rFonts w:ascii="Times New Roman" w:hAnsi="Times New Roman"/>
+      <w:color w:val="000000"/>
+      <w:sz w:val="24"/>
+      <w:lang w:val="ky-KG"/>
+    </w:rPr>
   </w:style>
   <w:style w:type="paragraph" w:styleId="ListBullet2">
     <w:name w:val="List Bullet 2"/>
@@ -1590,7 +1429,7 @@
     <w:semiHidden/>
     <w:rsid w:val="00FC693F"/>
     <w:rPr>
-      <w:rFonts w:asciiTheme="majorHAnsi" w:eastAsiaTheme="majorEastAsia" w:hAnsiTheme="majorHAnsi" w:cstheme="majorBidi"/>
+      <w:rFonts/>
       <w:b/>
       <w:bCs/>
       <w:i/>
@@ -1606,7 +1445,7 @@
     <w:semiHidden/>
     <w:rsid w:val="00FC693F"/>
     <w:rPr>
-      <w:rFonts w:asciiTheme="majorHAnsi" w:eastAsiaTheme="majorEastAsia" w:hAnsiTheme="majorHAnsi" w:cstheme="majorBidi"/>
+      <w:rFonts/>
       <w:color w:val="243F60" w:themeColor="accent1" w:themeShade="7F"/>
     </w:rPr>
   </w:style>
@@ -1618,7 +1457,7 @@
     <w:semiHidden/>
     <w:rsid w:val="00FC693F"/>
     <w:rPr>
-      <w:rFonts w:asciiTheme="majorHAnsi" w:eastAsiaTheme="majorEastAsia" w:hAnsiTheme="majorHAnsi" w:cstheme="majorBidi"/>
+      <w:rFonts/>
       <w:i/>
       <w:iCs/>
       <w:color w:val="243F60" w:themeColor="accent1" w:themeShade="7F"/>
@@ -1632,7 +1471,7 @@
     <w:semiHidden/>
     <w:rsid w:val="00FC693F"/>
     <w:rPr>
-      <w:rFonts w:asciiTheme="majorHAnsi" w:eastAsiaTheme="majorEastAsia" w:hAnsiTheme="majorHAnsi" w:cstheme="majorBidi"/>
+      <w:rFonts/>
       <w:i/>
       <w:iCs/>
       <w:color w:val="404040" w:themeColor="text1" w:themeTint="BF"/>
@@ -1646,7 +1485,7 @@
     <w:semiHidden/>
     <w:rsid w:val="00FC693F"/>
     <w:rPr>
-      <w:rFonts w:asciiTheme="majorHAnsi" w:eastAsiaTheme="majorEastAsia" w:hAnsiTheme="majorHAnsi" w:cstheme="majorBidi"/>
+      <w:rFonts/>
       <w:color w:val="4F81BD" w:themeColor="accent1"/>
       <w:sz w:val="20"/>
       <w:szCs w:val="20"/>
@@ -1660,7 +1499,7 @@
     <w:semiHidden/>
     <w:rsid w:val="00FC693F"/>
     <w:rPr>
-      <w:rFonts w:asciiTheme="majorHAnsi" w:eastAsiaTheme="majorEastAsia" w:hAnsiTheme="majorHAnsi" w:cstheme="majorBidi"/>
+      <w:rFonts/>
       <w:i/>
       <w:iCs/>
       <w:color w:val="404040" w:themeColor="text1" w:themeTint="BF"/>
@@ -1719,9 +1558,6 @@
     <w:qFormat/>
     <w:rsid w:val="00FC693F"/>
     <w:pPr>
-      <w:pBdr>
-        <w:bottom w:val="single" w:sz="4" w:space="4" w:color="4F81BD" w:themeColor="accent1"/>
-      </w:pBdr>
       <w:spacing w:before="200" w:after="280"/>
       <w:ind w:left="936" w:right="936"/>
     </w:pPr>
@@ -3249,7 +3085,7 @@
         <w:spacing w:before="0" w:after="0" w:line="240" w:lineRule="auto"/>
       </w:pPr>
       <w:rPr>
-        <w:rFonts w:asciiTheme="majorHAnsi" w:eastAsiaTheme="majorEastAsia" w:hAnsiTheme="majorHAnsi" w:cstheme="majorBidi"/>
+        <w:rFonts/>
         <w:b/>
         <w:bCs/>
       </w:rPr>
@@ -3270,7 +3106,7 @@
         <w:spacing w:before="0" w:after="0" w:line="240" w:lineRule="auto"/>
       </w:pPr>
       <w:rPr>
-        <w:rFonts w:asciiTheme="majorHAnsi" w:eastAsiaTheme="majorEastAsia" w:hAnsiTheme="majorHAnsi" w:cstheme="majorBidi"/>
+        <w:rFonts/>
         <w:b/>
         <w:bCs/>
       </w:rPr>
@@ -3288,14 +3124,14 @@
     </w:tblStylePr>
     <w:tblStylePr w:type="firstCol">
       <w:rPr>
-        <w:rFonts w:asciiTheme="majorHAnsi" w:eastAsiaTheme="majorEastAsia" w:hAnsiTheme="majorHAnsi" w:cstheme="majorBidi"/>
+        <w:rFonts/>
         <w:b/>
         <w:bCs/>
       </w:rPr>
     </w:tblStylePr>
     <w:tblStylePr w:type="lastCol">
       <w:rPr>
-        <w:rFonts w:asciiTheme="majorHAnsi" w:eastAsiaTheme="majorEastAsia" w:hAnsiTheme="majorHAnsi" w:cstheme="majorBidi"/>
+        <w:rFonts/>
         <w:b/>
         <w:bCs/>
       </w:rPr>
@@ -3379,7 +3215,7 @@
         <w:spacing w:before="0" w:after="0" w:line="240" w:lineRule="auto"/>
       </w:pPr>
       <w:rPr>
-        <w:rFonts w:asciiTheme="majorHAnsi" w:eastAsiaTheme="majorEastAsia" w:hAnsiTheme="majorHAnsi" w:cstheme="majorBidi"/>
+        <w:rFonts/>
         <w:b/>
         <w:bCs/>
       </w:rPr>
@@ -3400,7 +3236,7 @@
         <w:spacing w:before="0" w:after="0" w:line="240" w:lineRule="auto"/>
       </w:pPr>
       <w:rPr>
-        <w:rFonts w:asciiTheme="majorHAnsi" w:eastAsiaTheme="majorEastAsia" w:hAnsiTheme="majorHAnsi" w:cstheme="majorBidi"/>
+        <w:rFonts/>
         <w:b/>
         <w:bCs/>
       </w:rPr>
@@ -3418,14 +3254,14 @@
     </w:tblStylePr>
     <w:tblStylePr w:type="firstCol">
       <w:rPr>
-        <w:rFonts w:asciiTheme="majorHAnsi" w:eastAsiaTheme="majorEastAsia" w:hAnsiTheme="majorHAnsi" w:cstheme="majorBidi"/>
+        <w:rFonts/>
         <w:b/>
         <w:bCs/>
       </w:rPr>
     </w:tblStylePr>
     <w:tblStylePr w:type="lastCol">
       <w:rPr>
-        <w:rFonts w:asciiTheme="majorHAnsi" w:eastAsiaTheme="majorEastAsia" w:hAnsiTheme="majorHAnsi" w:cstheme="majorBidi"/>
+        <w:rFonts/>
         <w:b/>
         <w:bCs/>
       </w:rPr>
@@ -3509,7 +3345,7 @@
         <w:spacing w:before="0" w:after="0" w:line="240" w:lineRule="auto"/>
       </w:pPr>
       <w:rPr>
-        <w:rFonts w:asciiTheme="majorHAnsi" w:eastAsiaTheme="majorEastAsia" w:hAnsiTheme="majorHAnsi" w:cstheme="majorBidi"/>
+        <w:rFonts/>
         <w:b/>
         <w:bCs/>
       </w:rPr>
@@ -3530,7 +3366,7 @@
         <w:spacing w:before="0" w:after="0" w:line="240" w:lineRule="auto"/>
       </w:pPr>
       <w:rPr>
-        <w:rFonts w:asciiTheme="majorHAnsi" w:eastAsiaTheme="majorEastAsia" w:hAnsiTheme="majorHAnsi" w:cstheme="majorBidi"/>
+        <w:rFonts/>
         <w:b/>
         <w:bCs/>
       </w:rPr>
@@ -3548,14 +3384,14 @@
     </w:tblStylePr>
     <w:tblStylePr w:type="firstCol">
       <w:rPr>
-        <w:rFonts w:asciiTheme="majorHAnsi" w:eastAsiaTheme="majorEastAsia" w:hAnsiTheme="majorHAnsi" w:cstheme="majorBidi"/>
+        <w:rFonts/>
         <w:b/>
         <w:bCs/>
       </w:rPr>
     </w:tblStylePr>
     <w:tblStylePr w:type="lastCol">
       <w:rPr>
-        <w:rFonts w:asciiTheme="majorHAnsi" w:eastAsiaTheme="majorEastAsia" w:hAnsiTheme="majorHAnsi" w:cstheme="majorBidi"/>
+        <w:rFonts/>
         <w:b/>
         <w:bCs/>
       </w:rPr>
@@ -3639,7 +3475,7 @@
         <w:spacing w:before="0" w:after="0" w:line="240" w:lineRule="auto"/>
       </w:pPr>
       <w:rPr>
-        <w:rFonts w:asciiTheme="majorHAnsi" w:eastAsiaTheme="majorEastAsia" w:hAnsiTheme="majorHAnsi" w:cstheme="majorBidi"/>
+        <w:rFonts/>
         <w:b/>
         <w:bCs/>
       </w:rPr>
@@ -3660,7 +3496,7 @@
         <w:spacing w:before="0" w:after="0" w:line="240" w:lineRule="auto"/>
       </w:pPr>
       <w:rPr>
-        <w:rFonts w:asciiTheme="majorHAnsi" w:eastAsiaTheme="majorEastAsia" w:hAnsiTheme="majorHAnsi" w:cstheme="majorBidi"/>
+        <w:rFonts/>
         <w:b/>
         <w:bCs/>
       </w:rPr>
@@ -3678,14 +3514,14 @@
     </w:tblStylePr>
     <w:tblStylePr w:type="firstCol">
       <w:rPr>
-        <w:rFonts w:asciiTheme="majorHAnsi" w:eastAsiaTheme="majorEastAsia" w:hAnsiTheme="majorHAnsi" w:cstheme="majorBidi"/>
+        <w:rFonts/>
         <w:b/>
         <w:bCs/>
       </w:rPr>
     </w:tblStylePr>
     <w:tblStylePr w:type="lastCol">
       <w:rPr>
-        <w:rFonts w:asciiTheme="majorHAnsi" w:eastAsiaTheme="majorEastAsia" w:hAnsiTheme="majorHAnsi" w:cstheme="majorBidi"/>
+        <w:rFonts/>
         <w:b/>
         <w:bCs/>
       </w:rPr>
@@ -3769,7 +3605,7 @@
         <w:spacing w:before="0" w:after="0" w:line="240" w:lineRule="auto"/>
       </w:pPr>
       <w:rPr>
-        <w:rFonts w:asciiTheme="majorHAnsi" w:eastAsiaTheme="majorEastAsia" w:hAnsiTheme="majorHAnsi" w:cstheme="majorBidi"/>
+        <w:rFonts/>
         <w:b/>
         <w:bCs/>
       </w:rPr>
@@ -3790,7 +3626,7 @@
         <w:spacing w:before="0" w:after="0" w:line="240" w:lineRule="auto"/>
       </w:pPr>
       <w:rPr>
-        <w:rFonts w:asciiTheme="majorHAnsi" w:eastAsiaTheme="majorEastAsia" w:hAnsiTheme="majorHAnsi" w:cstheme="majorBidi"/>
+        <w:rFonts/>
         <w:b/>
         <w:bCs/>
       </w:rPr>
@@ -3808,14 +3644,14 @@
     </w:tblStylePr>
     <w:tblStylePr w:type="firstCol">
       <w:rPr>
-        <w:rFonts w:asciiTheme="majorHAnsi" w:eastAsiaTheme="majorEastAsia" w:hAnsiTheme="majorHAnsi" w:cstheme="majorBidi"/>
+        <w:rFonts/>
         <w:b/>
         <w:bCs/>
       </w:rPr>
     </w:tblStylePr>
     <w:tblStylePr w:type="lastCol">
       <w:rPr>
-        <w:rFonts w:asciiTheme="majorHAnsi" w:eastAsiaTheme="majorEastAsia" w:hAnsiTheme="majorHAnsi" w:cstheme="majorBidi"/>
+        <w:rFonts/>
         <w:b/>
         <w:bCs/>
       </w:rPr>
@@ -3899,7 +3735,7 @@
         <w:spacing w:before="0" w:after="0" w:line="240" w:lineRule="auto"/>
       </w:pPr>
       <w:rPr>
-        <w:rFonts w:asciiTheme="majorHAnsi" w:eastAsiaTheme="majorEastAsia" w:hAnsiTheme="majorHAnsi" w:cstheme="majorBidi"/>
+        <w:rFonts/>
         <w:b/>
         <w:bCs/>
       </w:rPr>
@@ -3920,7 +3756,7 @@
         <w:spacing w:before="0" w:after="0" w:line="240" w:lineRule="auto"/>
       </w:pPr>
       <w:rPr>
-        <w:rFonts w:asciiTheme="majorHAnsi" w:eastAsiaTheme="majorEastAsia" w:hAnsiTheme="majorHAnsi" w:cstheme="majorBidi"/>
+        <w:rFonts/>
         <w:b/>
         <w:bCs/>
       </w:rPr>
@@ -3938,14 +3774,14 @@
     </w:tblStylePr>
     <w:tblStylePr w:type="firstCol">
       <w:rPr>
-        <w:rFonts w:asciiTheme="majorHAnsi" w:eastAsiaTheme="majorEastAsia" w:hAnsiTheme="majorHAnsi" w:cstheme="majorBidi"/>
+        <w:rFonts/>
         <w:b/>
         <w:bCs/>
       </w:rPr>
     </w:tblStylePr>
     <w:tblStylePr w:type="lastCol">
       <w:rPr>
-        <w:rFonts w:asciiTheme="majorHAnsi" w:eastAsiaTheme="majorEastAsia" w:hAnsiTheme="majorHAnsi" w:cstheme="majorBidi"/>
+        <w:rFonts/>
         <w:b/>
         <w:bCs/>
       </w:rPr>
@@ -4029,7 +3865,7 @@
         <w:spacing w:before="0" w:after="0" w:line="240" w:lineRule="auto"/>
       </w:pPr>
       <w:rPr>
-        <w:rFonts w:asciiTheme="majorHAnsi" w:eastAsiaTheme="majorEastAsia" w:hAnsiTheme="majorHAnsi" w:cstheme="majorBidi"/>
+        <w:rFonts/>
         <w:b/>
         <w:bCs/>
       </w:rPr>
@@ -4050,7 +3886,7 @@
         <w:spacing w:before="0" w:after="0" w:line="240" w:lineRule="auto"/>
       </w:pPr>
       <w:rPr>
-        <w:rFonts w:asciiTheme="majorHAnsi" w:eastAsiaTheme="majorEastAsia" w:hAnsiTheme="majorHAnsi" w:cstheme="majorBidi"/>
+        <w:rFonts/>
         <w:b/>
         <w:bCs/>
       </w:rPr>
@@ -4068,14 +3904,14 @@
     </w:tblStylePr>
     <w:tblStylePr w:type="firstCol">
       <w:rPr>
-        <w:rFonts w:asciiTheme="majorHAnsi" w:eastAsiaTheme="majorEastAsia" w:hAnsiTheme="majorHAnsi" w:cstheme="majorBidi"/>
+        <w:rFonts/>
         <w:b/>
         <w:bCs/>
       </w:rPr>
     </w:tblStylePr>
     <w:tblStylePr w:type="lastCol">
       <w:rPr>
-        <w:rFonts w:asciiTheme="majorHAnsi" w:eastAsiaTheme="majorEastAsia" w:hAnsiTheme="majorHAnsi" w:cstheme="majorBidi"/>
+        <w:rFonts/>
         <w:b/>
         <w:bCs/>
       </w:rPr>
@@ -5940,7 +5776,7 @@
     </w:tblPr>
     <w:tblStylePr w:type="firstRow">
       <w:rPr>
-        <w:rFonts w:asciiTheme="majorHAnsi" w:eastAsiaTheme="majorEastAsia" w:hAnsiTheme="majorHAnsi" w:cstheme="majorBidi"/>
+        <w:rFonts/>
       </w:rPr>
       <w:tblPr/>
       <w:tcPr>
@@ -6024,7 +5860,7 @@
     </w:tblPr>
     <w:tblStylePr w:type="firstRow">
       <w:rPr>
-        <w:rFonts w:asciiTheme="majorHAnsi" w:eastAsiaTheme="majorEastAsia" w:hAnsiTheme="majorHAnsi" w:cstheme="majorBidi"/>
+        <w:rFonts/>
       </w:rPr>
       <w:tblPr/>
       <w:tcPr>
@@ -6108,7 +5944,7 @@
     </w:tblPr>
     <w:tblStylePr w:type="firstRow">
       <w:rPr>
-        <w:rFonts w:asciiTheme="majorHAnsi" w:eastAsiaTheme="majorEastAsia" w:hAnsiTheme="majorHAnsi" w:cstheme="majorBidi"/>
+        <w:rFonts/>
       </w:rPr>
       <w:tblPr/>
       <w:tcPr>
@@ -6192,7 +6028,7 @@
     </w:tblPr>
     <w:tblStylePr w:type="firstRow">
       <w:rPr>
-        <w:rFonts w:asciiTheme="majorHAnsi" w:eastAsiaTheme="majorEastAsia" w:hAnsiTheme="majorHAnsi" w:cstheme="majorBidi"/>
+        <w:rFonts/>
       </w:rPr>
       <w:tblPr/>
       <w:tcPr>
@@ -6276,7 +6112,7 @@
     </w:tblPr>
     <w:tblStylePr w:type="firstRow">
       <w:rPr>
-        <w:rFonts w:asciiTheme="majorHAnsi" w:eastAsiaTheme="majorEastAsia" w:hAnsiTheme="majorHAnsi" w:cstheme="majorBidi"/>
+        <w:rFonts/>
       </w:rPr>
       <w:tblPr/>
       <w:tcPr>
@@ -6360,7 +6196,7 @@
     </w:tblPr>
     <w:tblStylePr w:type="firstRow">
       <w:rPr>
-        <w:rFonts w:asciiTheme="majorHAnsi" w:eastAsiaTheme="majorEastAsia" w:hAnsiTheme="majorHAnsi" w:cstheme="majorBidi"/>
+        <w:rFonts/>
       </w:rPr>
       <w:tblPr/>
       <w:tcPr>
@@ -6444,7 +6280,7 @@
     </w:tblPr>
     <w:tblStylePr w:type="firstRow">
       <w:rPr>
-        <w:rFonts w:asciiTheme="majorHAnsi" w:eastAsiaTheme="majorEastAsia" w:hAnsiTheme="majorHAnsi" w:cstheme="majorBidi"/>
+        <w:rFonts/>
       </w:rPr>
       <w:tblPr/>
       <w:tcPr>
@@ -6509,7 +6345,7 @@
       <w:spacing w:after="0" w:line="240" w:lineRule="auto"/>
     </w:pPr>
     <w:rPr>
-      <w:rFonts w:asciiTheme="majorHAnsi" w:eastAsiaTheme="majorEastAsia" w:hAnsiTheme="majorHAnsi" w:cstheme="majorBidi"/>
+      <w:rFonts/>
       <w:color w:val="000000" w:themeColor="text1"/>
     </w:rPr>
     <w:tblPr>
@@ -6637,7 +6473,7 @@
       <w:spacing w:after="0" w:line="240" w:lineRule="auto"/>
     </w:pPr>
     <w:rPr>
-      <w:rFonts w:asciiTheme="majorHAnsi" w:eastAsiaTheme="majorEastAsia" w:hAnsiTheme="majorHAnsi" w:cstheme="majorBidi"/>
+      <w:rFonts/>
       <w:color w:val="000000" w:themeColor="text1"/>
     </w:rPr>
     <w:tblPr>
@@ -6765,7 +6601,7 @@
       <w:spacing w:after="0" w:line="240" w:lineRule="auto"/>
     </w:pPr>
     <w:rPr>
-      <w:rFonts w:asciiTheme="majorHAnsi" w:eastAsiaTheme="majorEastAsia" w:hAnsiTheme="majorHAnsi" w:cstheme="majorBidi"/>
+      <w:rFonts/>
       <w:color w:val="000000" w:themeColor="text1"/>
     </w:rPr>
     <w:tblPr>
@@ -6893,7 +6729,7 @@
       <w:spacing w:after="0" w:line="240" w:lineRule="auto"/>
     </w:pPr>
     <w:rPr>
-      <w:rFonts w:asciiTheme="majorHAnsi" w:eastAsiaTheme="majorEastAsia" w:hAnsiTheme="majorHAnsi" w:cstheme="majorBidi"/>
+      <w:rFonts/>
       <w:color w:val="000000" w:themeColor="text1"/>
     </w:rPr>
     <w:tblPr>
@@ -7021,7 +6857,7 @@
       <w:spacing w:after="0" w:line="240" w:lineRule="auto"/>
     </w:pPr>
     <w:rPr>
-      <w:rFonts w:asciiTheme="majorHAnsi" w:eastAsiaTheme="majorEastAsia" w:hAnsiTheme="majorHAnsi" w:cstheme="majorBidi"/>
+      <w:rFonts/>
       <w:color w:val="000000" w:themeColor="text1"/>
     </w:rPr>
     <w:tblPr>
@@ -7149,7 +6985,7 @@
       <w:spacing w:after="0" w:line="240" w:lineRule="auto"/>
     </w:pPr>
     <w:rPr>
-      <w:rFonts w:asciiTheme="majorHAnsi" w:eastAsiaTheme="majorEastAsia" w:hAnsiTheme="majorHAnsi" w:cstheme="majorBidi"/>
+      <w:rFonts/>
       <w:color w:val="000000" w:themeColor="text1"/>
     </w:rPr>
     <w:tblPr>
@@ -7277,7 +7113,7 @@
       <w:spacing w:after="0" w:line="240" w:lineRule="auto"/>
     </w:pPr>
     <w:rPr>
-      <w:rFonts w:asciiTheme="majorHAnsi" w:eastAsiaTheme="majorEastAsia" w:hAnsiTheme="majorHAnsi" w:cstheme="majorBidi"/>
+      <w:rFonts/>
       <w:color w:val="000000" w:themeColor="text1"/>
     </w:rPr>
     <w:tblPr>
@@ -7916,7 +7752,7 @@
       <w:spacing w:after="0" w:line="240" w:lineRule="auto"/>
     </w:pPr>
     <w:rPr>
-      <w:rFonts w:asciiTheme="majorHAnsi" w:eastAsiaTheme="majorEastAsia" w:hAnsiTheme="majorHAnsi" w:cstheme="majorBidi"/>
+      <w:rFonts/>
       <w:color w:val="000000" w:themeColor="text1"/>
     </w:rPr>
     <w:tblPr>
@@ -8041,7 +7877,7 @@
       <w:spacing w:after="0" w:line="240" w:lineRule="auto"/>
     </w:pPr>
     <w:rPr>
-      <w:rFonts w:asciiTheme="majorHAnsi" w:eastAsiaTheme="majorEastAsia" w:hAnsiTheme="majorHAnsi" w:cstheme="majorBidi"/>
+      <w:rFonts/>
       <w:color w:val="000000" w:themeColor="text1"/>
     </w:rPr>
     <w:tblPr>
@@ -8166,7 +8002,7 @@
       <w:spacing w:after="0" w:line="240" w:lineRule="auto"/>
     </w:pPr>
     <w:rPr>
-      <w:rFonts w:asciiTheme="majorHAnsi" w:eastAsiaTheme="majorEastAsia" w:hAnsiTheme="majorHAnsi" w:cstheme="majorBidi"/>
+      <w:rFonts/>
       <w:color w:val="000000" w:themeColor="text1"/>
     </w:rPr>
     <w:tblPr>
@@ -8291,7 +8127,7 @@
       <w:spacing w:after="0" w:line="240" w:lineRule="auto"/>
     </w:pPr>
     <w:rPr>
-      <w:rFonts w:asciiTheme="majorHAnsi" w:eastAsiaTheme="majorEastAsia" w:hAnsiTheme="majorHAnsi" w:cstheme="majorBidi"/>
+      <w:rFonts/>
       <w:color w:val="000000" w:themeColor="text1"/>
     </w:rPr>
     <w:tblPr>
@@ -8416,7 +8252,7 @@
       <w:spacing w:after="0" w:line="240" w:lineRule="auto"/>
     </w:pPr>
     <w:rPr>
-      <w:rFonts w:asciiTheme="majorHAnsi" w:eastAsiaTheme="majorEastAsia" w:hAnsiTheme="majorHAnsi" w:cstheme="majorBidi"/>
+      <w:rFonts/>
       <w:color w:val="000000" w:themeColor="text1"/>
     </w:rPr>
     <w:tblPr>
@@ -8541,7 +8377,7 @@
       <w:spacing w:after="0" w:line="240" w:lineRule="auto"/>
     </w:pPr>
     <w:rPr>
-      <w:rFonts w:asciiTheme="majorHAnsi" w:eastAsiaTheme="majorEastAsia" w:hAnsiTheme="majorHAnsi" w:cstheme="majorBidi"/>
+      <w:rFonts/>
       <w:color w:val="000000" w:themeColor="text1"/>
     </w:rPr>
     <w:tblPr>
@@ -8666,7 +8502,7 @@
       <w:spacing w:after="0" w:line="240" w:lineRule="auto"/>
     </w:pPr>
     <w:rPr>
-      <w:rFonts w:asciiTheme="majorHAnsi" w:eastAsiaTheme="majorEastAsia" w:hAnsiTheme="majorHAnsi" w:cstheme="majorBidi"/>
+      <w:rFonts/>
       <w:color w:val="000000" w:themeColor="text1"/>
     </w:rPr>
     <w:tblPr>
